--- a/validation_report.docx
+++ b/validation_report.docx
@@ -116,7 +116,7 @@
           </w:tcPr>
           <w:p>
             <w:r>
-              <w:t>Smartphone (portrait images, 3024 × 4032 px)</w:t>
+              <w:t>Smartphone (portrait images, 3024 x 4032 px)</w:t>
             </w:r>
           </w:p>
         </w:tc>
@@ -138,7 +138,7 @@
           </w:tcPr>
           <w:p>
             <w:r>
-              <w:t>9 × 6 chessboard, square size 2.3 cm</w:t>
+              <w:t>9 x 6 chessboard, square size 2.3 cm</w:t>
             </w:r>
           </w:p>
         </w:tc>
@@ -160,7 +160,7 @@
           </w:tcPr>
           <w:p>
             <w:r>
-              <w:t>White 11 × 14 in sheet (35.56 × 27.94 cm) printed with horizontal bars of known length (2–30 cm)</w:t>
+              <w:t>White 11 x 14 in sheet (35.56 x 27.94 cm) printed with horizontal bars of known length (2-30 cm)</w:t>
             </w:r>
           </w:p>
         </w:tc>
@@ -188,7 +188,7 @@
               <w:t>2.73 m</w:t>
             </w:r>
             <w:r>
-              <w:t xml:space="preserve"> (see §5)</w:t>
+              <w:t xml:space="preserve"> (see Sec. 5)</w:t>
             </w:r>
           </w:p>
         </w:tc>
@@ -289,7 +289,7 @@
         <w:rPr>
           <w:rFonts w:ascii="Consolas" w:hAnsi="Consolas"/>
         </w:rPr>
-        <w:t>x = fx · (X / Z) + cx ,     y = fy · (Y / Z) + cy</w:t>
+        <w:t>x = fx * (X / Z) + cx ,     y = fy * (Y / Z) + cy</w:t>
       </w:r>
     </w:p>
     <w:p>
@@ -319,7 +319,7 @@
         <w:rPr>
           <w:rFonts w:ascii="Consolas" w:hAnsi="Consolas"/>
         </w:rPr>
-        <w:t>L = (dx / fx) · Z                       (meters)</w:t>
+        <w:t>L = (dx / fx) * Z                       (meters)</w:t>
       </w:r>
     </w:p>
     <w:p>
@@ -358,7 +358,7 @@
         <w:rPr>
           <w:rFonts w:ascii="Consolas" w:hAnsi="Consolas"/>
         </w:rPr>
-        <w:t>length_cm = (width_px / fx) · Z · 100</w:t>
+        <w:t>length_cm = (width_px / fx) * Z * 100</w:t>
       </w:r>
     </w:p>
     <w:p>
@@ -461,7 +461,7 @@
         <w:rPr>
           <w:rFonts w:ascii="Consolas" w:hAnsi="Consolas"/>
         </w:rPr>
-        <w:t>[0.1026, 1.4590, 0.0009, 0.0015, −14.108]</w:t>
+        <w:t>[0.1026, 1.4590, 0.0009, 0.0015, -14.108]</w:t>
       </w:r>
       <w:r>
         <w:t>.</w:t>
@@ -2159,7 +2159,7 @@
     </w:tbl>
     <w:p>
       <w:r>
-        <w:t>The measured lengths track the ground truth closely (mean error ≈ 1.7 %). The largest relative error</w:t>
+        <w:t>The measured lengths track the ground truth closely (mean error ~ 1.7 %). The largest relative error</w:t>
       </w:r>
     </w:p>
     <w:p>
@@ -2174,7 +2174,7 @@
     </w:p>
     <w:p>
       <w:r>
-        <w:t>(≈ 20.7 px/cm at 2.73 m).</w:t>
+        <w:t>(~ 20.7 px/cm at 2.73 m).</w:t>
       </w:r>
     </w:p>
     <w:p>
@@ -2205,7 +2205,7 @@
     </w:p>
     <w:p>
       <w:r>
-        <w:t xml:space="preserve">   ≈ 0.37 % to every measurement.</w:t>
+        <w:t xml:space="preserve">   ~ 0.37 % to every measurement.</w:t>
       </w:r>
     </w:p>
     <w:p>
@@ -2238,12 +2238,12 @@
         <w:t>Detection / pixel quantization.</w:t>
       </w:r>
       <w:r>
-        <w:t xml:space="preserve"> Bar endpoints are localized to whole pixels; at ≈ 20.7 px/cm</w:t>
+        <w:t xml:space="preserve"> Bar endpoints are localized to whole pixels; at ~ 20.7 px/cm</w:t>
       </w:r>
     </w:p>
     <w:p>
       <w:r>
-        <w:t xml:space="preserve">   each pixel is ≈ 0.048 cm, so sub-centimetre error is expected — and dominates for the short (2 cm)</w:t>
+        <w:t xml:space="preserve">   each pixel is ~ 0.048 cm, so sub-centimetre error is expected — and dominates for the short (2 cm)</w:t>
       </w:r>
     </w:p>
     <w:p>
@@ -2262,7 +2262,7 @@
         <w:t>Object tilt.</w:t>
       </w:r>
       <w:r>
-        <w:t xml:space="preserve"> The sheet is assumed fronto-parallel. A small residual tilt (&lt; 1°, verified from</w:t>
+        <w:t xml:space="preserve"> The sheet is assumed fronto-parallel. A small residual tilt (&lt; 1 deg, verified from</w:t>
       </w:r>
     </w:p>
     <w:p>
